--- a/Aula 03 - 04-09-2026/Aula 3 - Apostila do Aluno.docx
+++ b/Aula 03 - 04-09-2026/Aula 3 - Apostila do Aluno.docx
@@ -12,7 +12,7 @@
           <w:color w:val="1F497D"/>
           <w:sz w:val="40"/>
         </w:rPr>
-        <w:t>APOSTILA DO ALUNO — AULA 3</w:t>
+        <w:t>APOSTILA DO ALUNO - AULA 3</w:t>
       </w:r>
     </w:p>
     <w:p>
@@ -23,7 +23,7 @@
         <w:rPr>
           <w:sz w:val="26"/>
         </w:rPr>
-        <w:t>Microsoft Power BI Desktop — Modelagem de Dados e Relacionamentos</w:t>
+        <w:t>Microsoft Power BI Desktop - Modelagem de Dados e Relacionamentos</w:t>
       </w:r>
     </w:p>
     <w:p>
@@ -105,7 +105,7 @@
         <w:pStyle w:val="ListBullet"/>
       </w:pPr>
       <w:r>
-        <w:t>Tabela fato: registra eventos/transações (ex.: Vendas — um pedido por linha).</w:t>
+        <w:t>Tabela fato: registra eventos/transações (ex.: Vendas, um pedido por linha).</w:t>
       </w:r>
     </w:p>
     <w:p>
@@ -113,7 +113,7 @@
         <w:pStyle w:val="ListBullet"/>
       </w:pPr>
       <w:r>
-        <w:t>Tabela dimensão: descreve atributos (ex.: Produtos, Clientes — características que se repetem em vários eventos).</w:t>
+        <w:t>Tabela dimensão: descreve atributos (ex.: Produtos, Clientes: características que se repetem em vários eventos).</w:t>
       </w:r>
     </w:p>
     <w:p>
@@ -134,7 +134,7 @@
     </w:p>
     <w:p>
       <w:r>
-        <w:t>Um relacionamento conecta duas tabelas por uma coluna em comum, sem duplicar os dados. Por exemplo, a coluna "Produto" existe tanto em Vendas quanto em Produtos — o relacionamento une as duas tabelas por essa coluna.</w:t>
+        <w:t>Um relacionamento conecta duas tabelas por uma coluna em comum, sem duplicar os dados. Por exemplo, a coluna "Produto" existe tanto em Vendas quanto em Produtos, e o relacionamento une as duas tabelas por essa coluna.</w:t>
       </w:r>
     </w:p>
     <w:p>
@@ -163,7 +163,7 @@
     </w:p>
     <w:p>
       <w:r>
-        <w:t>Quando o modelo tem uma tabela fato central ligada a várias tabelas dimensão ao redor, chamamos isso de esquema estrela — o formato mais recomendado no Power BI.</w:t>
+        <w:t>Quando o modelo tem uma tabela fato central ligada a várias tabelas dimensão ao redor, chamamos isso de esquema estrela, o formato mais recomendado no Power BI.</w:t>
       </w:r>
     </w:p>
     <w:p>
@@ -259,7 +259,7 @@
     </w:p>
     <w:p>
       <w:r>
-        <w:t>Coluna calculada: calculada linha a linha, fica armazenada na tabela (como uma coluna normal). Exemplo — Margem por pedido:</w:t>
+        <w:t>Coluna calculada: calculada linha a linha, fica armazenada na tabela (como uma coluna normal). Exemplo: Margem por pedido:</w:t>
       </w:r>
     </w:p>
     <w:p>
@@ -277,7 +277,7 @@
     </w:p>
     <w:p>
       <w:r>
-        <w:t>Medida: calculada sob demanda, conforme o contexto do visual (filtros aplicados). Não ocupa espaço como uma coluna. Exemplo — total de vendas:</w:t>
+        <w:t>Medida: calculada sob demanda, conforme o contexto do visual (filtros aplicados). Não ocupa espaço como uma coluna. Exemplo: total de vendas:</w:t>
       </w:r>
     </w:p>
     <w:p>

--- a/Aula 03 - 04-09-2026/Aula 3 - Apostila do Aluno.docx
+++ b/Aula 03 - 04-09-2026/Aula 3 - Apostila do Aluno.docx
@@ -82,6 +82,14 @@
       </w:pPr>
       <w:r>
         <w:t>Como criar uma coluna calculada e uma medida DAX simples.</w:t>
+      </w:r>
+    </w:p>
+    <w:p>
+      <w:pPr>
+        <w:pStyle w:val="ListBullet"/>
+      </w:pPr>
+      <w:r>
+        <w:t>A sintaxe básica de uma fórmula DAX antes de escrever a primeira.</w:t>
       </w:r>
     </w:p>
     <w:p>
@@ -255,6 +263,12 @@
           <w:color w:val="1F497D"/>
         </w:rPr>
         <w:t>4. Colunas calculadas e medidas</w:t>
+      </w:r>
+    </w:p>
+    <w:p>
+      <w:pPr/>
+      <w:r>
+        <w:t>Antes de mergulhar nos exemplos, vale saber a sintaxe básica do DAX (Data Analysis Expressions), a linguagem de fórmulas do Power BI, parecida com fórmulas do Excel: NomeDaMedida = FUNÇÃO(Tabela[Coluna]). A sintaxe completa é o tema da Aula 6 — por enquanto, usamos só o essencial.</w:t>
       </w:r>
     </w:p>
     <w:p>
@@ -644,6 +658,14 @@
     </w:p>
     <w:p>
       <w:pPr>
+        <w:pStyle w:val="ListNumber"/>
+      </w:pPr>
+      <w:r>
+        <w:t>Qual a sintaxe básica de uma fórmula DAX (ex.: com SUM)?</w:t>
+      </w:r>
+    </w:p>
+    <w:p>
+      <w:pPr>
         <w:pStyle w:val="Heading1"/>
       </w:pPr>
       <w:r>

--- a/Aula 03 - 04-09-2026/Aula 3 - Apostila do Aluno.docx
+++ b/Aula 03 - 04-09-2026/Aula 3 - Apostila do Aluno.docx
@@ -362,6 +362,96 @@
           <w:color w:val="1F497D"/>
         </w:rPr>
         <w:t>6. Glossário</w:t>
+      </w:r>
+    </w:p>
+    <w:p>
+      <w:pPr/>
+      <w:r>
+        <w:rPr>
+          <w:b/>
+        </w:rPr>
+        <w:t>Modelo de dados</w:t>
+      </w:r>
+    </w:p>
+    <w:p>
+      <w:pPr/>
+      <w:r>
+        <w:t>Conjunto de tabelas e relacionamentos que sustentam cálculos e visuais.</w:t>
+      </w:r>
+    </w:p>
+    <w:p>
+      <w:pPr/>
+      <w:r>
+        <w:rPr>
+          <w:b/>
+        </w:rPr>
+        <w:t>Relacionamento</w:t>
+      </w:r>
+    </w:p>
+    <w:p>
+      <w:pPr/>
+      <w:r>
+        <w:t>Ligação entre duas tabelas baseada em uma coluna em comum, sem duplicar dados.</w:t>
+      </w:r>
+    </w:p>
+    <w:p>
+      <w:pPr/>
+      <w:r>
+        <w:rPr>
+          <w:b/>
+        </w:rPr>
+        <w:t>Cardinalidade</w:t>
+      </w:r>
+    </w:p>
+    <w:p>
+      <w:pPr/>
+      <w:r>
+        <w:t>Tipo de relação entre as linhas de duas tabelas (ex.: um-para-muitos).</w:t>
+      </w:r>
+    </w:p>
+    <w:p>
+      <w:pPr/>
+      <w:r>
+        <w:rPr>
+          <w:b/>
+        </w:rPr>
+        <w:t>Esquema estrela</w:t>
+      </w:r>
+    </w:p>
+    <w:p>
+      <w:pPr/>
+      <w:r>
+        <w:t>Modelo com uma tabela fato central cercada por tabelas dimensão.</w:t>
+      </w:r>
+    </w:p>
+    <w:p>
+      <w:pPr/>
+      <w:r>
+        <w:rPr>
+          <w:b/>
+        </w:rPr>
+        <w:t>Tabela fato / dimensão</w:t>
+      </w:r>
+    </w:p>
+    <w:p>
+      <w:pPr/>
+      <w:r>
+        <w:t>Fato = eventos a analisar (Vendas); Dimensão = atributos descritivos (Produtos).</w:t>
+      </w:r>
+    </w:p>
+    <w:p>
+      <w:pPr/>
+      <w:r>
+        <w:rPr>
+          <w:b/>
+        </w:rPr>
+        <w:t>Medida / DAX</w:t>
+      </w:r>
+    </w:p>
+    <w:p>
+      <w:pPr/>
+      <w:r>
+        <w:t>Medida: cálculo dinâmico. DAX: linguagem de fórmulas do Power BI.</w:t>
       </w:r>
     </w:p>
     <w:tbl>
